--- a/research/CFOC_Submission_2026-08-08.docx
+++ b/research/CFOC_Submission_2026-08-08.docx
@@ -140,7 +140,7 @@
         <w:spacing w:after="140"/>
       </w:pPr>
       <w:r>
-        <w:t xml:space="preserve">A fourth check found no relationship between the read and whether an agency prevailed on appeal, and the study reports that plainly. Published cases are selected for contested legal questions rather than thin files, which is why audit findings, not appellate outcomes, are the outcome measure a records programme can act on.</w:t>
+        <w:t xml:space="preserve">A fourth check found no relationship between the read and whether an agency prevailed on appeal, and the study reports that plainly. Published cases are selected for contested legal questions rather than thin files, which is why audit findings, and not appellate outcomes, are the measure a records programme can act on. That reading has since been tested. The same instrument applied in a second domain, employment and labour matters, on 22 adjudicated cases that are not filtered by publication practice, does show the association: records assessed as complete were sustained in six of eight resolved cases against one of eight for records assessed as incomplete, p = 0.041.</w:t>
       </w:r>
     </w:p>
     <w:p>
@@ -266,7 +266,7 @@
         <w:spacing w:after="140"/>
       </w:pPr>
       <w:r>
-        <w:t xml:space="preserve">I have just completed an empirical study of documentation quality in public-records determinations, covering 32 real cases across court decisions, open-government advisory opinions, state commission decisions and Comptroller compliance audits. The central result is that a structured read of the record agreed with independent government auditors in every case where both assessments existed. A manuscript is under submission.</w:t>
+        <w:t xml:space="preserve">I have just completed an empirical study of documentation quality in public-records determinations, covering 32 real cases across court decisions, open-government advisory opinions, state commission decisions and Comptroller compliance audits, with decisions spanning 2005 to 2026. The central result is that a structured read of the record agreed with independent government auditors in every case where both assessments existed, five of five. A manuscript is under submission, and a companion study in a second domain finds the same read associated with whether a decision was sustained on review.</w:t>
       </w:r>
     </w:p>
     <w:p>
@@ -354,7 +354,7 @@
         <w:spacing w:after="140"/>
       </w:pPr>
       <w:r>
-        <w:t xml:space="preserve">The submission to Dr. Frazier offers the protocol, the case set and the analysis without charge. That is the right posture: the asset here is the category and the evidence base, and a federal inventory citing the work is worth considerably more than a licence fee from a single agency.</w:t>
+        <w:t xml:space="preserve">The submission to Dr. Frazier offers the protocol, the case set and the analysis without charge. The asset here is the category and the evidence base, and a federal inventory citing the work is worth considerably more than a licence fee from any single agency.</w:t>
       </w:r>
     </w:p>
     <w:p>

--- a/research/CFOC_Submission_2026-08-08.docx
+++ b/research/CFOC_Submission_2026-08-08.docx
@@ -8,7 +8,7 @@
         <w:spacing w:after="140"/>
       </w:pPr>
       <w:r>
-        <w:t xml:space="preserve">Chief FOIA Officers Council: two submissions, both in Stacy Young's name</w:t>
+        <w:t xml:space="preserve">Email 1 of 2</w:t>
       </w:r>
     </w:p>
     <w:p>
@@ -17,36 +17,12 @@
       </w:pPr>
       <w:r>
         <w:rPr>
-          <w:i/>
+          <w:b/>
         </w:rPr>
-        <w:t xml:space="preserve">Drawn from the Council's 28 May 2026 memorandum from Alina M. Semo and Sean D. Glendening, which does two things this work maps onto: Dr. Jeremy Frazier at Interior is building a government-wide inventory of FOIA technology solutions, and the Council is recruiting volunteers for its Technology Committee and its Committee on Cross-Agency Collaboration and Innovation. Both notes below go out in Stacy's name with Phillip second, because she is the federal-adjacent public-records practitioner and the memo is addressed to people in her role. Send after she approves. No long dashes.</w:t>
-      </w:r>
-    </w:p>
-    <w:p>
-      <w:pPr>
-        <w:spacing w:after="140"/>
-      </w:pPr>
-      <w:r>
-        <w:rPr>
-          <w:i/>
-        </w:rPr>
-        <w:t xml:space="preserve">Addresses from the memorandum: jeremy.frazier@sol.doi.gov, (803) 586-5040, and CFOCouncil@nara.gov.</w:t>
-      </w:r>
-    </w:p>
-    <w:p>
-      <w:pPr>
-        <w:pBdr>
-          <w:bottom w:val="single" w:sz="6" w:space="1" w:color="AAAAAA"/>
-        </w:pBdr>
-      </w:pPr>
-    </w:p>
-    <w:p>
-      <w:pPr>
-        <w:pStyle w:val="Heading2"/>
-        <w:spacing w:after="140"/>
-      </w:pPr>
-      <w:r>
-        <w:t xml:space="preserve">1. To Dr. Jeremy Frazier, on the technology inventory</w:t>
+        <w:t xml:space="preserve">To:</w:t>
+      </w:r>
+      <w:r>
+        <w:t xml:space="preserve"> jeremy.frazier@sol.doi.gov</w:t>
       </w:r>
     </w:p>
     <w:p>
@@ -216,11 +192,25 @@
     </w:p>
     <w:p>
       <w:pPr>
-        <w:pStyle w:val="Heading2"/>
-        <w:spacing w:after="140"/>
-      </w:pPr>
-      <w:r>
-        <w:t xml:space="preserve">2. To CFOCouncil@nara.gov, volunteering for the Technology Committee</w:t>
+        <w:pStyle w:val="Heading1"/>
+        <w:spacing w:after="140"/>
+      </w:pPr>
+      <w:r>
+        <w:t xml:space="preserve">Email 2 of 2</w:t>
+      </w:r>
+    </w:p>
+    <w:p>
+      <w:pPr>
+        <w:spacing w:after="140"/>
+      </w:pPr>
+      <w:r>
+        <w:rPr>
+          <w:b/>
+        </w:rPr>
+        <w:t xml:space="preserve">To:</w:t>
+      </w:r>
+      <w:r>
+        <w:t xml:space="preserve"> CFOCouncil@nara.gov</w:t>
       </w:r>
     </w:p>
     <w:p>
@@ -315,54 +305,6 @@
       </w:pPr>
       <w:r>
         <w:t xml:space="preserve">NYC Department of Housing Preservation and Development</w:t>
-      </w:r>
-    </w:p>
-    <w:p>
-      <w:pPr>
-        <w:pBdr>
-          <w:bottom w:val="single" w:sz="6" w:space="1" w:color="AAAAAA"/>
-        </w:pBdr>
-      </w:pPr>
-    </w:p>
-    <w:p>
-      <w:pPr>
-        <w:pStyle w:val="Heading2"/>
-        <w:spacing w:after="140"/>
-      </w:pPr>
-      <w:r>
-        <w:t xml:space="preserve">Notes for Phillip, not for sending</w:t>
-      </w:r>
-    </w:p>
-    <w:p>
-      <w:pPr>
-        <w:spacing w:after="140"/>
-      </w:pPr>
-      <w:r>
-        <w:t xml:space="preserve">Both notes are deliberately short and lead with her role rather than with the standard. A memorandum addressed to Chief FOIA Officers is answered by a FOIA officer, not by a vendor, and the fastest way to lose the room is to arrive selling something.</w:t>
-      </w:r>
-    </w:p>
-    <w:p>
-      <w:pPr>
-        <w:spacing w:after="140"/>
-      </w:pPr>
-      <w:r>
-        <w:t xml:space="preserve">Neither note names the standard by its trademark or links the site. The work is described by what it does. If Dr. Frazier or the Council asks what the instrument is, that is the moment to name it, and the answer lands better as a response to a question than as an opening claim.</w:t>
-      </w:r>
-    </w:p>
-    <w:p>
-      <w:pPr>
-        <w:spacing w:after="140"/>
-      </w:pPr>
-      <w:r>
-        <w:t xml:space="preserve">The submission to Dr. Frazier offers the protocol, the case set and the analysis without charge. The asset here is the category and the evidence base, and a federal inventory citing the work is worth considerably more than a licence fee from any single agency.</w:t>
-      </w:r>
-    </w:p>
-    <w:p>
-      <w:pPr>
-        <w:spacing w:after="140"/>
-      </w:pPr>
-      <w:r>
-        <w:t xml:space="preserve">Send after Stacy approves both, and let her edit her own biography paragraph in either note.</w:t>
       </w:r>
     </w:p>
     <w:sectPr>

--- a/research/CFOC_Submission_2026-08-08.docx
+++ b/research/CFOC_Submission_2026-08-08.docx
@@ -52,15 +52,15 @@
         <w:spacing w:after="140"/>
       </w:pPr>
       <w:r>
-        <w:t xml:space="preserve">I am the Deputy Records Access Officer at the New York City Department of Housing Preservation and Development, and I have spent more than twenty years in New York City public-records operations across housing, transportation and environmental agencies.</w:t>
-      </w:r>
-    </w:p>
-    <w:p>
-      <w:pPr>
-        <w:spacing w:after="140"/>
-      </w:pPr>
-      <w:r>
-        <w:t xml:space="preserve">I am writing about the inventory of FOIA technology solutions described in the Council's 28 May memorandum. I have just completed a study that sits directly alongside it and that may be useful as the inventory takes shape.</w:t>
+        <w:t xml:space="preserve">I have more than 20 years of experience working in New York City government, including extensive experience in public records access, FOIL administration, records management, and document review. My work has included reviewing records for disclosure, applying statutory exemptions, developing records access procedures, and working with complex public records requests. That experience informed my interest in examining whether the reasoning behind records access decisions can be reconstructed from the records themselves.</w:t>
+      </w:r>
+    </w:p>
+    <w:p>
+      <w:pPr>
+        <w:spacing w:after="140"/>
+      </w:pPr>
+      <w:r>
+        <w:t xml:space="preserve">I am writing in a personal capacity about the inventory of FOIA technology solutions described in the Council's 28 May memorandum. I have just completed a study that sits directly alongside it and that may be useful as the inventory takes shape.</w:t>
       </w:r>
     </w:p>
     <w:p>
@@ -148,23 +148,15 @@
         <w:spacing w:after="140"/>
       </w:pPr>
       <w:r>
-        <w:t xml:space="preserve">Stacy Young</w:t>
-      </w:r>
-    </w:p>
-    <w:p>
-      <w:pPr>
-        <w:spacing w:after="140"/>
-      </w:pPr>
-      <w:r>
-        <w:t xml:space="preserve">Deputy Records Access Officer</w:t>
-      </w:r>
-    </w:p>
-    <w:p>
-      <w:pPr>
-        <w:spacing w:after="140"/>
-      </w:pPr>
-      <w:r>
-        <w:t xml:space="preserve">NYC Department of Housing Preservation and Development</w:t>
+        <w:t xml:space="preserve">Stacyann Young</w:t>
+      </w:r>
+    </w:p>
+    <w:p>
+      <w:pPr>
+        <w:spacing w:after="140"/>
+      </w:pPr>
+      <w:r>
+        <w:t xml:space="preserve">Independent Researcher</w:t>
       </w:r>
     </w:p>
     <w:p>
@@ -248,7 +240,7 @@
         <w:spacing w:after="140"/>
       </w:pPr>
       <w:r>
-        <w:t xml:space="preserve">I am the Deputy Records Access Officer at the New York City Department of Housing Preservation and Development, where I lead cross-divisional public-records and regulatory operations. I have worked in New York City public-records administration since 2004, including as Assistant Freedom of Information Law Officer at the NYC Taxi and Limousine Commission and as Records Manager at the NYC Department of Environmental Protection, and I hold professional certifications through SUNY and the New York State Archives. My work sits where records operations, legal compliance and executive decision support meet.</w:t>
+        <w:t xml:space="preserve">I have more than 20 years of experience working in New York City government, including extensive experience in public records access, FOIL administration, records management, and document review. My work has included reviewing records for disclosure, applying statutory exemptions, developing records access procedures, and working with complex public records requests, and I hold professional certifications through SUNY and the New York State Archives. I am writing in a personal capacity.</w:t>
       </w:r>
     </w:p>
     <w:p>
@@ -264,7 +256,7 @@
         <w:spacing w:after="140"/>
       </w:pPr>
       <w:r>
-        <w:t xml:space="preserve">What I would bring to the Technology Committee is the perspective that sits next to the technology question rather than inside it: whether the determinations produced through any given system remain reviewable and defensible after the fact. As the Council builds its inventory of FOIA technology solutions, that companion measure seems worth having in the room, and I would be glad to contribute it alongside the operational experience of running a large city FOIL programme.</w:t>
+        <w:t xml:space="preserve">What I would bring to the Technology Committee is the perspective that sits next to the technology question rather than inside it: whether the determinations produced through any given system remain reviewable and defensible after the fact. As the Council builds its inventory of FOIA technology solutions, that companion measure seems worth having in the room, and I would be glad to contribute it alongside two decades of operational experience in municipal public-records administration.</w:t>
       </w:r>
     </w:p>
     <w:p>
@@ -288,23 +280,15 @@
         <w:spacing w:after="140"/>
       </w:pPr>
       <w:r>
-        <w:t xml:space="preserve">Stacy Young</w:t>
-      </w:r>
-    </w:p>
-    <w:p>
-      <w:pPr>
-        <w:spacing w:after="140"/>
-      </w:pPr>
-      <w:r>
-        <w:t xml:space="preserve">Deputy Records Access Officer</w:t>
-      </w:r>
-    </w:p>
-    <w:p>
-      <w:pPr>
-        <w:spacing w:after="140"/>
-      </w:pPr>
-      <w:r>
-        <w:t xml:space="preserve">NYC Department of Housing Preservation and Development</w:t>
+        <w:t xml:space="preserve">Stacyann Young</w:t>
+      </w:r>
+    </w:p>
+    <w:p>
+      <w:pPr>
+        <w:spacing w:after="140"/>
+      </w:pPr>
+      <w:r>
+        <w:t xml:space="preserve">Independent Researcher</w:t>
       </w:r>
     </w:p>
     <w:sectPr>

--- a/research/CFOC_Submission_2026-08-08.docx
+++ b/research/CFOC_Submission_2026-08-08.docx
@@ -22,13 +22,8 @@
         <w:t xml:space="preserve">To:</w:t>
       </w:r>
       <w:r>
-        <w:t xml:space="preserve"> jeremy.frazier@sol.doi.gov</w:t>
-      </w:r>
-    </w:p>
-    <w:p>
-      <w:pPr>
-        <w:spacing w:after="140"/>
-      </w:pPr>
+        <w:t xml:space="preserve"> jeremy.frazier@sol.doi.gov </w:t>
+      </w:r>
       <w:r>
         <w:rPr>
           <w:b/>
@@ -84,7 +79,7 @@
         <w:spacing w:after="140"/>
       </w:pPr>
       <w:r>
-        <w:t xml:space="preserve">Three findings may be relevant to the Council's work.</w:t>
+        <w:t xml:space="preserve">Four findings may be relevant to the Council's work.</w:t>
       </w:r>
     </w:p>
     <w:p>
@@ -100,7 +95,7 @@
         <w:spacing w:after="140"/>
       </w:pPr>
       <w:r>
-        <w:t xml:space="preserve">The read was driven by whether the underlying basis was actually present, not by whether the agency won. Six of nine partial assessments carry a contemporaneous note saying the record-level basis could not be rebuilt from the source, against none of the eighteen assessed as complete.</w:t>
+        <w:t xml:space="preserve">The read was driven by whether the underlying basis was actually present, not by whether the agency won. Of the seven Needs work assessments carrying a contemporaneous note, six say the record-level basis could not be rebuilt from the source, against none of the seventeen noted Ready assessments. Three case-level sources carry no note and are excluded from that coding rather than assigned one.</w:t>
       </w:r>
     </w:p>
     <w:p>
@@ -116,7 +111,15 @@
         <w:spacing w:after="140"/>
       </w:pPr>
       <w:r>
-        <w:t xml:space="preserve">A fourth check found no relationship between the read and whether an agency prevailed on appeal, and the study reports that plainly. Published cases are selected for contested legal questions rather than thin files, which is why audit findings, and not appellate outcomes, are the measure a records programme can act on. That reading has since been tested. The same instrument applied in a second domain, employment and labour matters, on 22 adjudicated cases that are not filtered by publication practice, does show the association: records assessed as complete were sustained in six of eight resolved cases against one of eight for records assessed as incomplete, p = 0.041.</w:t>
+        <w:t xml:space="preserve">A blind second read supports the reliability of the read itself. Ten of the thirty-two cases were re-read by an independent reviewer who saw the public source and nothing else: not the original read, not its basis note, not the recorded outcome. The two readers agreed on 7 of 10, 70.0 percent, Cohen's kappa 0.474 unweighted and 0.559 linear weighted. All 3 disagreements were between adjacent categories and none was a Ready against a Gap. That is a subset rather than the corpus, and one reader is not a panel, so it estimates reader dependence rather than removing it.</w:t>
+      </w:r>
+    </w:p>
+    <w:p>
+      <w:pPr>
+        <w:spacing w:after="140"/>
+      </w:pPr>
+      <w:r>
+        <w:t xml:space="preserve">A fourth check found no relationship between the read and whether an agency prevailed on appeal, and the study reports that plainly. Published cases are selected for contested legal questions rather than thin files, which is why audit findings, and not appellate outcomes, are the measure a records programme can act on. That reading has since been tested. The same instrument applied in a second domain, employment and labour matters, does show the association. Twenty-two matters were screened and 20 met that study's inclusion criteria; among them, records assessed as incomplete drew an adverse finding in six of eight cases against two of twelve assessed as complete, p = 0.0194. Restricted to the 13 matters carrying a resolved disposition and asking only whether the position was sustained, the association holds at p = 0.0291.</w:t>
       </w:r>
     </w:p>
     <w:p>
@@ -148,31 +151,15 @@
         <w:spacing w:after="140"/>
       </w:pPr>
       <w:r>
-        <w:t xml:space="preserve">Stacyann Young</w:t>
-      </w:r>
-    </w:p>
-    <w:p>
-      <w:pPr>
-        <w:spacing w:after="140"/>
-      </w:pPr>
-      <w:r>
-        <w:t xml:space="preserve">Independent Researcher</w:t>
-      </w:r>
-    </w:p>
-    <w:p>
-      <w:pPr>
-        <w:spacing w:after="140"/>
-      </w:pPr>
-      <w:r>
-        <w:t xml:space="preserve">Phillip Wikes</w:t>
-      </w:r>
-    </w:p>
-    <w:p>
-      <w:pPr>
-        <w:spacing w:after="140"/>
-      </w:pPr>
-      <w:r>
-        <w:t xml:space="preserve">Creator of the Justification Review Standard; former Lead Civil Rights Officer, Maryland Commission on Civil Rights</w:t>
+        <w:t xml:space="preserve">Stacyann Young Independent Researcher</w:t>
+      </w:r>
+    </w:p>
+    <w:p>
+      <w:pPr>
+        <w:spacing w:after="140"/>
+      </w:pPr>
+      <w:r>
+        <w:t xml:space="preserve">Phillip Wikes Creator of the Justification Review Standard; former Lead Civil Rights Officer, Maryland Commission on Civil Rights</w:t>
       </w:r>
     </w:p>
     <w:p>
@@ -202,13 +189,8 @@
         <w:t xml:space="preserve">To:</w:t>
       </w:r>
       <w:r>
-        <w:t xml:space="preserve"> CFOCouncil@nara.gov</w:t>
-      </w:r>
-    </w:p>
-    <w:p>
-      <w:pPr>
-        <w:spacing w:after="140"/>
-      </w:pPr>
+        <w:t xml:space="preserve"> CFOCouncil@nara.gov </w:t>
+      </w:r>
       <w:r>
         <w:rPr>
           <w:b/>
@@ -280,15 +262,7 @@
         <w:spacing w:after="140"/>
       </w:pPr>
       <w:r>
-        <w:t xml:space="preserve">Stacyann Young</w:t>
-      </w:r>
-    </w:p>
-    <w:p>
-      <w:pPr>
-        <w:spacing w:after="140"/>
-      </w:pPr>
-      <w:r>
-        <w:t xml:space="preserve">Independent Researcher</w:t>
+        <w:t xml:space="preserve">Stacyann Young Independent Researcher</w:t>
       </w:r>
     </w:p>
     <w:sectPr>

--- a/research/CFOC_Submission_2026-08-08.docx
+++ b/research/CFOC_Submission_2026-08-08.docx
@@ -8,158 +8,15 @@
         <w:spacing w:after="140"/>
       </w:pPr>
       <w:r>
-        <w:t xml:space="preserve">Email 1 of 2</w:t>
-      </w:r>
-    </w:p>
-    <w:p>
-      <w:pPr>
-        <w:spacing w:after="140"/>
-      </w:pPr>
-      <w:r>
-        <w:rPr>
-          <w:b/>
-        </w:rPr>
-        <w:t xml:space="preserve">To:</w:t>
-      </w:r>
-      <w:r>
-        <w:t xml:space="preserve"> jeremy.frazier@sol.doi.gov </w:t>
-      </w:r>
-      <w:r>
-        <w:rPr>
-          <w:b/>
-        </w:rPr>
-        <w:t xml:space="preserve">Subject:</w:t>
-      </w:r>
-      <w:r>
-        <w:t xml:space="preserve"> Documentation-quality data that may be useful alongside the FOIA technology inventory</w:t>
-      </w:r>
-    </w:p>
-    <w:p>
-      <w:pPr>
-        <w:spacing w:after="140"/>
-      </w:pPr>
-      <w:r>
-        <w:t xml:space="preserve">Dear Dr. Frazier,</w:t>
-      </w:r>
-    </w:p>
-    <w:p>
-      <w:pPr>
-        <w:spacing w:after="140"/>
-      </w:pPr>
-      <w:r>
-        <w:t xml:space="preserve">I have more than 20 years of experience working in New York City government, including extensive experience in public records access, FOIL administration, records management, and document review. My work has included reviewing records for disclosure, applying statutory exemptions, developing records access procedures, and working with complex public records requests. That experience informed my interest in examining whether the reasoning behind records access decisions can be reconstructed from the records themselves.</w:t>
-      </w:r>
-    </w:p>
-    <w:p>
-      <w:pPr>
-        <w:spacing w:after="140"/>
-      </w:pPr>
-      <w:r>
-        <w:t xml:space="preserve">I am writing in a personal capacity about the inventory of FOIA technology solutions described in the Council's 28 May memorandum. I have just completed a study that sits directly alongside it and that may be useful as the inventory takes shape.</w:t>
-      </w:r>
-    </w:p>
-    <w:p>
-      <w:pPr>
-        <w:spacing w:after="140"/>
-      </w:pPr>
-      <w:r>
-        <w:t xml:space="preserve">The inventory answers what tools agencies use. The study asks a companion question: whether the determinations coming out of those tools remain independently reviewable. Two agencies can run the same case-management system and produce determinations of very different defensibility, and nothing in a technology inventory would show the difference.</w:t>
-      </w:r>
-    </w:p>
-    <w:p>
-      <w:pPr>
-        <w:spacing w:after="140"/>
-      </w:pPr>
-      <w:r>
-        <w:t xml:space="preserve">The work is a structured read of the record itself, applied without regard to which system produced it. I applied it to 32 real public-records cases: New York appellate and trial decisions, Committee on Open Government advisory opinions, Connecticut Freedom of Information Commission final decisions, and compliance audits from the New York State Comptroller and the New York City Comptroller. Each case was assessed from the source alone, before I looked at how it came out, and each assessment was recorded with a written basis.</w:t>
-      </w:r>
-    </w:p>
-    <w:p>
-      <w:pPr>
-        <w:spacing w:after="140"/>
-      </w:pPr>
-      <w:r>
-        <w:t xml:space="preserve">Four findings may be relevant to the Council's work.</w:t>
-      </w:r>
-    </w:p>
-    <w:p>
-      <w:pPr>
-        <w:spacing w:after="140"/>
-      </w:pPr>
-      <w:r>
-        <w:t xml:space="preserve">The read agreed with independent government auditors in every case where both existed. All five compliance audits in the set were flagged as having no reconstructable basis, and in all five the auditor had separately recorded that the agency could not evidence its own FOIL responses: tracking missing, records of what was provided missing, and in two audits an express statement that the auditor could not determine whether the necessary information had been supplied.</w:t>
-      </w:r>
-    </w:p>
-    <w:p>
-      <w:pPr>
-        <w:spacing w:after="140"/>
-      </w:pPr>
-      <w:r>
-        <w:t xml:space="preserve">The read was driven by whether the underlying basis was actually present, not by whether the agency won. Of the seven Needs work assessments carrying a contemporaneous note, six say the record-level basis could not be rebuilt from the source, against none of the seventeen noted Ready assessments. Three case-level sources carry no note and are excluded from that coding rather than assigned one.</w:t>
-      </w:r>
-    </w:p>
-    <w:p>
-      <w:pPr>
-        <w:spacing w:after="140"/>
-      </w:pPr>
-      <w:r>
-        <w:t xml:space="preserve">The read separated document types by how much basis each exposes, which is the behaviour you would want from a measure of documentation quality.</w:t>
-      </w:r>
-    </w:p>
-    <w:p>
-      <w:pPr>
-        <w:spacing w:after="140"/>
-      </w:pPr>
-      <w:r>
-        <w:t xml:space="preserve">A blind second read supports the reliability of the read itself. Ten of the thirty-two cases were re-read by an independent reviewer who saw the public source and nothing else: not the original read, not its basis note, not the recorded outcome. The two readers agreed on 7 of 10, 70.0 percent, Cohen's kappa 0.474 unweighted and 0.559 linear weighted. All 3 disagreements were between adjacent categories and none was a Ready against a Gap. That is a subset rather than the corpus, and one reader is not a panel, so it estimates reader dependence rather than removing it.</w:t>
-      </w:r>
-    </w:p>
-    <w:p>
-      <w:pPr>
-        <w:spacing w:after="140"/>
-      </w:pPr>
-      <w:r>
-        <w:t xml:space="preserve">A fourth check found no relationship between the read and whether an agency prevailed on appeal, and the study reports that plainly. Published cases are selected for contested legal questions rather than thin files, which is why audit findings, and not appellate outcomes, are the measure a records programme can act on. That reading has since been tested. The same instrument applied in a second domain, employment and labour matters, does show the association. Twenty-two matters were screened and 20 met that study's inclusion criteria; among them, records assessed as incomplete drew an adverse finding in six of eight cases against two of twelve assessed as complete, p = 0.0194. Restricted to the 13 matters carrying a resolved disposition and asking only whether the position was sustained, the association holds at p = 0.0291.</w:t>
-      </w:r>
-    </w:p>
-    <w:p>
-      <w:pPr>
-        <w:spacing w:after="140"/>
-      </w:pPr>
-      <w:r>
-        <w:t xml:space="preserve">The practical point for the inventory is narrow. A documentation-quality sample is cheap, it runs on records an agency already has, it needs no new software, and it measures the thing an inventory cannot see: whether the output holds up when someone reads it cold. If a measure of that kind would be useful as a companion to the technology data you are collecting, I am glad to share the protocol, the case set with citations, and the analysis, and to answer questions from you or your staff.</w:t>
-      </w:r>
-    </w:p>
-    <w:p>
-      <w:pPr>
-        <w:spacing w:after="140"/>
-      </w:pPr>
-      <w:r>
-        <w:t xml:space="preserve">The manuscript is under submission and I can send the current draft on request.</w:t>
-      </w:r>
-    </w:p>
-    <w:p>
-      <w:pPr>
-        <w:spacing w:after="140"/>
-      </w:pPr>
-      <w:r>
-        <w:t xml:space="preserve">With respect,</w:t>
-      </w:r>
-    </w:p>
-    <w:p>
-      <w:pPr>
-        <w:spacing w:after="140"/>
-      </w:pPr>
-      <w:r>
-        <w:t xml:space="preserve">Stacyann Young Independent Researcher</w:t>
-      </w:r>
-    </w:p>
-    <w:p>
-      <w:pPr>
-        <w:spacing w:after="140"/>
-      </w:pPr>
-      <w:r>
-        <w:t xml:space="preserve">Phillip Wikes Creator of the Justification Review Standard; former Lead Civil Rights Officer, Maryland Commission on Civil Rights</w:t>
+        <w:t xml:space="preserve">Chief FOIA Officers Council correspondence</w:t>
+      </w:r>
+    </w:p>
+    <w:p>
+      <w:pPr>
+        <w:spacing w:after="140"/>
+      </w:pPr>
+      <w:r>
+        <w:t xml:space="preserve">Revised 2026-08-28 against the final 32-case manuscript and its submission package. Both emails are sent by Stacyann Young alone, per the owner's decision of 2026-08-28: they are addressed to a federal council and to a named Department of the Interior attorney about public-records practice, and they are stronger from twenty years in New York City government and her certifications than from a joint signature.</w:t>
       </w:r>
     </w:p>
     <w:p>
@@ -171,7 +28,179 @@
     </w:p>
     <w:p>
       <w:pPr>
-        <w:pStyle w:val="Heading1"/>
+        <w:pStyle w:val="Heading2"/>
+        <w:spacing w:after="140"/>
+      </w:pPr>
+      <w:r>
+        <w:t xml:space="preserve">Email 1 of 2</w:t>
+      </w:r>
+    </w:p>
+    <w:p>
+      <w:pPr>
+        <w:spacing w:after="140"/>
+      </w:pPr>
+      <w:r>
+        <w:rPr>
+          <w:b/>
+        </w:rPr>
+        <w:t xml:space="preserve">To:</w:t>
+      </w:r>
+      <w:r>
+        <w:t xml:space="preserve"> jeremy.frazier@sol.doi.gov</w:t>
+      </w:r>
+    </w:p>
+    <w:p>
+      <w:pPr>
+        <w:spacing w:after="140"/>
+      </w:pPr>
+      <w:r>
+        <w:rPr>
+          <w:b/>
+        </w:rPr>
+        <w:t xml:space="preserve">Subject:</w:t>
+      </w:r>
+      <w:r>
+        <w:t xml:space="preserve"> Documentation-quality data that may be useful alongside the FOIA technology inventory</w:t>
+      </w:r>
+    </w:p>
+    <w:p>
+      <w:pPr>
+        <w:spacing w:after="140"/>
+      </w:pPr>
+      <w:r>
+        <w:t xml:space="preserve">Dear Dr. Frazier,</w:t>
+      </w:r>
+    </w:p>
+    <w:p>
+      <w:pPr>
+        <w:spacing w:after="140"/>
+      </w:pPr>
+      <w:r>
+        <w:t xml:space="preserve">I have more than 20 years of experience working in New York City government, including extensive experience in public records access, FOIL administration, records management, and document review. My work has included reviewing records for disclosure, applying statutory exemptions, developing records access procedures, and working with complex public records requests. That experience informed my interest in examining whether the reasoning behind records access decisions can be reconstructed from the records themselves.</w:t>
+      </w:r>
+    </w:p>
+    <w:p>
+      <w:pPr>
+        <w:spacing w:after="140"/>
+      </w:pPr>
+      <w:r>
+        <w:t xml:space="preserve">I am writing in my personal professional capacity about the inventory of FOIA technology solutions described in the Council's 28 May memorandum. I have just completed a study that sits directly alongside it and that may be useful as the inventory takes shape. This research was conducted independently using publicly available materials and does not represent the views, policies, or practices of the City of New York, any City agency, or any other government entity. No internal or nonpublic government materials were used.</w:t>
+      </w:r>
+    </w:p>
+    <w:p>
+      <w:pPr>
+        <w:spacing w:after="140"/>
+      </w:pPr>
+      <w:r>
+        <w:t xml:space="preserve">The inventory answers what tools agencies use. The study asks a companion question: whether the determinations coming out of those tools remain independently reviewable. Two agencies can run the same case-management system and produce determinations of very different defensibility, and nothing in a technology inventory would show the difference.</w:t>
+      </w:r>
+    </w:p>
+    <w:p>
+      <w:pPr>
+        <w:spacing w:after="140"/>
+      </w:pPr>
+      <w:r>
+        <w:t xml:space="preserve">The study applies a structured read of the record itself, without regard to which system produced it, to 32 publicly available public-records cases: New York appellate and trial decisions, Committee on Open Government advisory opinions, Connecticut Freedom of Information Commission final decisions, and compliance audits from the New York State Comptroller and the New York City Comptroller. Each case was assessed from the source alone, before the documented outcome was consulted, and the assessment was recorded with a contemporaneous written basis.</w:t>
+      </w:r>
+    </w:p>
+    <w:p>
+      <w:pPr>
+        <w:spacing w:after="140"/>
+      </w:pPr>
+      <w:r>
+        <w:t xml:space="preserve">Three findings may be relevant to the Council's work.</w:t>
+      </w:r>
+    </w:p>
+    <w:p>
+      <w:pPr>
+        <w:spacing w:after="140"/>
+      </w:pPr>
+      <w:r>
+        <w:t xml:space="preserve">The read agreed with independent government auditors in every case where both existed. All five compliance audits in the set received a Gap read, and in all five the auditor had separately recorded that the agency could not evidence its own FOIL responses: tracking was missing or incomplete, records of what had been provided were missing, and in two audits the auditor expressly stated that it could not determine whether the necessary information had been supplied.</w:t>
+      </w:r>
+    </w:p>
+    <w:p>
+      <w:pPr>
+        <w:spacing w:after="140"/>
+      </w:pPr>
+      <w:r>
+        <w:t xml:space="preserve">The read was driven by whether the underlying basis could be rebuilt from the source, not by whether the agency won. Among the seven Needs work cases carrying a contemporaneous basis note, six state that the underlying record-level basis could not be rebuilt from the source, against none of the 17 noted Ready cases (Fisher's exact, two-sided, p = 0.0000520).</w:t>
+      </w:r>
+    </w:p>
+    <w:p>
+      <w:pPr>
+        <w:spacing w:after="140"/>
+      </w:pPr>
+      <w:r>
+        <w:t xml:space="preserve">The read also separated document types by how much reconstructable basis they expose. Sources that reproduce the determination text read Ready in six of seven cases; sources that assessed underlying records in camera or in aggregate read Ready in none of seven (p = 0.00466).</w:t>
+      </w:r>
+    </w:p>
+    <w:p>
+      <w:pPr>
+        <w:spacing w:after="140"/>
+      </w:pPr>
+      <w:r>
+        <w:t xml:space="preserve">A fourth analysis found no relationship between the read and whether an agency prevailed on appeal, with Fisher's exact p = 1.000. The study treats that as a specification check rather than as a failure of the instrument, because reconstructability and appellate disposition measure different things and published decisions are selected for contested legal questions.</w:t>
+      </w:r>
+    </w:p>
+    <w:p>
+      <w:pPr>
+        <w:spacing w:after="140"/>
+      </w:pPr>
+      <w:r>
+        <w:t xml:space="preserve">The same instrument has also been applied in a separate employment-law corpus that is not filtered by publication practice. In that corpus, 6 of 8 records read as Needs work or Gap drew an adverse finding, compared with 2 of 12 records read as Ready (p = 0.0194). A separate resolved-disposition analysis in that corpus produces p = 0.0291. That observation is reported here only as a boundary-condition test and is not part of the present 32-case study.</w:t>
+      </w:r>
+    </w:p>
+    <w:p>
+      <w:pPr>
+        <w:spacing w:after="140"/>
+      </w:pPr>
+      <w:r>
+        <w:t xml:space="preserve">The practical point for the inventory is narrow. A documentation-quality sample is inexpensive, runs on records an agency already has, requires no new software, and measures something an inventory cannot see: whether the resulting record holds up when someone reads it cold. If a measure of that kind would be useful as a companion to the technology data you are collecting, I would be glad to share the protocol, the case set with citations, and the analysis, and to answer questions from you or your staff.</w:t>
+      </w:r>
+    </w:p>
+    <w:p>
+      <w:pPr>
+        <w:spacing w:after="140"/>
+      </w:pPr>
+      <w:r>
+        <w:t xml:space="preserve">The manuscript is currently under submission.</w:t>
+      </w:r>
+    </w:p>
+    <w:p>
+      <w:pPr>
+        <w:spacing w:after="140"/>
+      </w:pPr>
+      <w:r>
+        <w:t xml:space="preserve">With respect,</w:t>
+      </w:r>
+    </w:p>
+    <w:p>
+      <w:pPr>
+        <w:spacing w:after="140"/>
+      </w:pPr>
+      <w:r>
+        <w:t xml:space="preserve">Stacyann Young Independent Researcher</w:t>
+      </w:r>
+    </w:p>
+    <w:p>
+      <w:pPr>
+        <w:spacing w:after="140"/>
+      </w:pPr>
+      <w:r>
+        <w:t xml:space="preserve">Phillip Wikes Creator of the Justification Review Standard; former Lead Civil Rights Officer, Maryland Commission on Civil Rights</w:t>
+      </w:r>
+    </w:p>
+    <w:p>
+      <w:pPr>
+        <w:pBdr>
+          <w:bottom w:val="single" w:sz="6" w:space="1" w:color="AAAAAA"/>
+        </w:pBdr>
+      </w:pPr>
+    </w:p>
+    <w:p>
+      <w:pPr>
+        <w:pStyle w:val="Heading2"/>
         <w:spacing w:after="140"/>
       </w:pPr>
       <w:r>
@@ -189,8 +218,13 @@
         <w:t xml:space="preserve">To:</w:t>
       </w:r>
       <w:r>
-        <w:t xml:space="preserve"> CFOCouncil@nara.gov </w:t>
-      </w:r>
+        <w:t xml:space="preserve"> CFOCouncil@nara.gov</w:t>
+      </w:r>
+    </w:p>
+    <w:p>
+      <w:pPr>
+        <w:spacing w:after="140"/>
+      </w:pPr>
       <w:r>
         <w:rPr>
           <w:b/>
@@ -222,23 +256,31 @@
         <w:spacing w:after="140"/>
       </w:pPr>
       <w:r>
-        <w:t xml:space="preserve">I have more than 20 years of experience working in New York City government, including extensive experience in public records access, FOIL administration, records management, and document review. My work has included reviewing records for disclosure, applying statutory exemptions, developing records access procedures, and working with complex public records requests, and I hold professional certifications through SUNY and the New York State Archives. I am writing in a personal capacity.</w:t>
-      </w:r>
-    </w:p>
-    <w:p>
-      <w:pPr>
-        <w:spacing w:after="140"/>
-      </w:pPr>
-      <w:r>
-        <w:t xml:space="preserve">I have just completed an empirical study of documentation quality in public-records determinations, covering 32 real cases across court decisions, open-government advisory opinions, state commission decisions and Comptroller compliance audits, with decisions spanning 2005 to 2026. The central result is that a structured read of the record agreed with independent government auditors in every case where both assessments existed, five of five. A manuscript is under submission, and a companion study in a second domain finds the same read associated with whether a decision was sustained on review.</w:t>
-      </w:r>
-    </w:p>
-    <w:p>
-      <w:pPr>
-        <w:spacing w:after="140"/>
-      </w:pPr>
-      <w:r>
-        <w:t xml:space="preserve">What I would bring to the Technology Committee is the perspective that sits next to the technology question rather than inside it: whether the determinations produced through any given system remain reviewable and defensible after the fact. As the Council builds its inventory of FOIA technology solutions, that companion measure seems worth having in the room, and I would be glad to contribute it alongside two decades of operational experience in municipal public-records administration.</w:t>
+        <w:t xml:space="preserve">I have more than 20 years of experience working in New York City government, including extensive experience in public records access, FOIL administration, records management, and document review. My work has included reviewing records for disclosure, applying statutory exemptions, developing records access procedures, and working with complex public records requests, and I hold professional certifications through SUNY and the New York State Archives.</w:t>
+      </w:r>
+    </w:p>
+    <w:p>
+      <w:pPr>
+        <w:spacing w:after="140"/>
+      </w:pPr>
+      <w:r>
+        <w:t xml:space="preserve">I am writing in my personal professional capacity. My research work is conducted independently using publicly available materials and does not represent the views, policies, or practices of the City of New York, any City agency, or any other government entity. No internal or nonpublic government materials were used.</w:t>
+      </w:r>
+    </w:p>
+    <w:p>
+      <w:pPr>
+        <w:spacing w:after="140"/>
+      </w:pPr>
+      <w:r>
+        <w:t xml:space="preserve">I have just completed an empirical study of documentation quality in public-records determinations, covering 32 publicly available cases across court decisions, open-government advisory opinions, state commission decisions, and Comptroller compliance audits, with decisions spanning 2005 to 2026. The central result is that a structured record-level read agreed with independent government auditors in every case where both assessments existed, five of five. The manuscript is currently under submission, and a separate study in a second domain finds an association between the same read and documented outcome.</w:t>
+      </w:r>
+    </w:p>
+    <w:p>
+      <w:pPr>
+        <w:spacing w:after="140"/>
+      </w:pPr>
+      <w:r>
+        <w:t xml:space="preserve">What I would bring to the Technology Committee is the perspective that sits next to the technology question rather than inside it: whether the determinations produced through any given system remain independently reviewable and defensible after the fact. As the Council builds its inventory of FOIA technology solutions, that companion measure seems worth having in the room, and I would be glad to contribute it alongside two decades of operational experience in municipal public-records administration.</w:t>
       </w:r>
     </w:p>
     <w:p>
@@ -263,6 +305,45 @@
       </w:pPr>
       <w:r>
         <w:t xml:space="preserve">Stacyann Young Independent Researcher</w:t>
+      </w:r>
+    </w:p>
+    <w:p>
+      <w:pPr>
+        <w:pBdr>
+          <w:bottom w:val="single" w:sz="6" w:space="1" w:color="AAAAAA"/>
+        </w:pBdr>
+      </w:pPr>
+    </w:p>
+    <w:p>
+      <w:pPr>
+        <w:pStyle w:val="Heading2"/>
+        <w:spacing w:after="140"/>
+      </w:pPr>
+      <w:r>
+        <w:t xml:space="preserve">Send note</w:t>
+      </w:r>
+    </w:p>
+    <w:p>
+      <w:pPr>
+        <w:spacing w:after="140"/>
+      </w:pPr>
+      <w:r>
+        <w:rPr>
+          <w:b/>
+        </w:rPr>
+        <w:t xml:space="preserve">"The manuscript is currently under submission" is only true once it has been submitted.</w:t>
+      </w:r>
+      <w:r>
+        <w:t xml:space="preserve"> If either email goes out before the article reaches the journal, change that phrase in both to </w:t>
+      </w:r>
+      <w:r>
+        <w:rPr>
+          <w:b/>
+        </w:rPr>
+        <w:t xml:space="preserve">"The manuscript is being submitted for publication."</w:t>
+      </w:r>
+      <w:r>
+        <w:t xml:space="preserve"> The wording is deliberate: an email preserved in an administrative record should not overstate the article's status.</w:t>
       </w:r>
     </w:p>
     <w:sectPr>

--- a/research/CFOC_Submission_2026-08-08.docx
+++ b/research/CFOC_Submission_2026-08-08.docx
@@ -164,7 +164,7 @@
         <w:spacing w:after="140"/>
       </w:pPr>
       <w:r>
-        <w:t xml:space="preserve">The manuscript is currently under submission.</w:t>
+        <w:t xml:space="preserve">The manuscript is being submitted for publication.</w:t>
       </w:r>
     </w:p>
     <w:p>
@@ -181,14 +181,6 @@
       </w:pPr>
       <w:r>
         <w:t xml:space="preserve">Stacyann Young Independent Researcher</w:t>
-      </w:r>
-    </w:p>
-    <w:p>
-      <w:pPr>
-        <w:spacing w:after="140"/>
-      </w:pPr>
-      <w:r>
-        <w:t xml:space="preserve">Phillip Wikes Creator of the Justification Review Standard; former Lead Civil Rights Officer, Maryland Commission on Civil Rights</w:t>
       </w:r>
     </w:p>
     <w:p>
@@ -272,7 +264,7 @@
         <w:spacing w:after="140"/>
       </w:pPr>
       <w:r>
-        <w:t xml:space="preserve">I have just completed an empirical study of documentation quality in public-records determinations, covering 32 publicly available cases across court decisions, open-government advisory opinions, state commission decisions, and Comptroller compliance audits, with decisions spanning 2005 to 2026. The central result is that a structured record-level read agreed with independent government auditors in every case where both assessments existed, five of five. The manuscript is currently under submission, and a separate study in a second domain finds an association between the same read and documented outcome.</w:t>
+        <w:t xml:space="preserve">I have just completed an empirical study of documentation quality in public-records determinations, covering 32 publicly available cases across court decisions, open-government advisory opinions, state commission decisions, and Comptroller compliance audits, with decisions spanning 2005 to 2026. The central result is that a structured record-level read agreed with independent government auditors in every case where both assessments existed, five of five. The manuscript is being submitted for publication, and a separate study in a second domain finds an association between the same read and documented outcome.</w:t>
       </w:r>
     </w:p>
     <w:p>
@@ -320,30 +312,64 @@
         <w:spacing w:after="140"/>
       </w:pPr>
       <w:r>
-        <w:t xml:space="preserve">Send note</w:t>
-      </w:r>
-    </w:p>
-    <w:p>
-      <w:pPr>
-        <w:spacing w:after="140"/>
-      </w:pPr>
-      <w:r>
-        <w:rPr>
-          <w:b/>
-        </w:rPr>
-        <w:t xml:space="preserve">"The manuscript is currently under submission" is only true once it has been submitted.</w:t>
-      </w:r>
-      <w:r>
-        <w:t xml:space="preserve"> If either email goes out before the article reaches the journal, change that phrase in both to </w:t>
-      </w:r>
-      <w:r>
-        <w:rPr>
-          <w:b/>
+        <w:t xml:space="preserve">Working notes, NOT part of the correspondence</w:t>
+      </w:r>
+    </w:p>
+    <w:p>
+      <w:pPr>
+        <w:spacing w:after="140"/>
+      </w:pPr>
+      <w:r>
+        <w:rPr>
+          <w:b/>
+        </w:rPr>
+        <w:t xml:space="preserve">This file is the working copy. The clean text to send is `research/CFOC_Emails_SEND_COPY_2026-08-28.md`, which contains the two emails and nothing else.</w:t>
+      </w:r>
+    </w:p>
+    <w:p>
+      <w:pPr>
+        <w:spacing w:after="140"/>
+      </w:pPr>
+      <w:r>
+        <w:rPr>
+          <w:b/>
+        </w:rPr>
+        <w:t xml:space="preserve">Status language.</w:t>
+      </w:r>
+      <w:r>
+        <w:t xml:space="preserve"> Both emails now read </w:t>
+      </w:r>
+      <w:r>
+        <w:rPr>
+          <w:i/>
         </w:rPr>
         <w:t xml:space="preserve">"The manuscript is being submitted for publication."</w:t>
       </w:r>
       <w:r>
-        <w:t xml:space="preserve"> The wording is deliberate: an email preserved in an administrative record should not overstate the article's status.</w:t>
+        <w:t xml:space="preserve"> That is the accurate form while the article and the emails go out around the same time. If the article has already reached the journal when these are sent, the phrase may be changed to </w:t>
+      </w:r>
+      <w:r>
+        <w:rPr>
+          <w:i/>
+        </w:rPr>
+        <w:t xml:space="preserve">"The manuscript is currently under submission."</w:t>
+      </w:r>
+      <w:r>
+        <w:t xml:space="preserve"> It should never overstate the status: an email preserved in an administrative record and the eventual publication have to describe the same thing.</w:t>
+      </w:r>
+    </w:p>
+    <w:p>
+      <w:pPr>
+        <w:spacing w:after="140"/>
+      </w:pPr>
+      <w:r>
+        <w:rPr>
+          <w:b/>
+        </w:rPr>
+        <w:t xml:space="preserve">Signature.</w:t>
+      </w:r>
+      <w:r>
+        <w:t xml:space="preserve"> Email 1 previously carried both authors' signatures, which contradicted this file's own statement that Stacyann sends both alone. Phillip's signature was removed on 2026-08-28. Email 2 was always correct.</w:t>
       </w:r>
     </w:p>
     <w:sectPr>

--- a/research/CFOC_Submission_2026-08-08.docx
+++ b/research/CFOC_Submission_2026-08-08.docx
@@ -108,7 +108,7 @@
         <w:spacing w:after="140"/>
       </w:pPr>
       <w:r>
-        <w:t xml:space="preserve">Three findings may be relevant to the Council's work.</w:t>
+        <w:t xml:space="preserve">Three findings may be particularly relevant to the Council's work.</w:t>
       </w:r>
     </w:p>
     <w:p>
